--- a/Doc/1.8新增内容.docx
+++ b/Doc/1.8新增内容.docx
@@ -13,7 +13,7 @@
         <w:rPr>
           <w:rFonts w:hint="eastAsia"/>
         </w:rPr>
-        <w:t>诊所新增内容</w:t>
+        <w:t>Nội dung mới của phòng khám</w:t>
       </w:r>
     </w:p>
     <w:p>
@@ -31,25 +31,22 @@
         <w:rPr>
           <w:rFonts w:hint="eastAsia"/>
         </w:rPr>
-        <w:t>后台内置</w:t>
-      </w:r>
-      <w:r>
-        <w:rPr>
-          <w:rFonts w:hint="eastAsia"/>
-        </w:rPr>
-        <w:t>封装</w:t>
-      </w:r>
-      <w:r>
-        <w:rPr>
-          <w:rFonts w:hint="eastAsia"/>
-        </w:rPr>
-        <w:t>医保接口模块，加快医保对接速率</w:t>
-      </w:r>
-      <w:r>
-        <w:rPr>
-          <w:rFonts w:hint="eastAsia"/>
-        </w:rPr>
-        <w:t>：</w:t>
+        <w:t>Mô-đun giao diện bảo hiểm y tế đã được đóng gói sẵn trong hệ thống quản trị, giúp tăng tốc độ kết nối bảo hiểm y tế:</w:t>
+      </w:r>
+      <w:r>
+        <w:rPr>
+          <w:rFonts w:hint="eastAsia"/>
+        </w:rPr>
+      </w:r>
+      <w:r>
+        <w:rPr>
+          <w:rFonts w:hint="eastAsia"/>
+        </w:rPr>
+      </w:r>
+      <w:r>
+        <w:rPr>
+          <w:rFonts w:hint="eastAsia"/>
+        </w:rPr>
       </w:r>
     </w:p>
     <w:p>
@@ -162,148 +159,147 @@
         <w:rPr>
           <w:rFonts w:hint="eastAsia"/>
         </w:rPr>
-        <w:t>前后端代码已内置部分医保诊所简易流程：</w:t>
-      </w:r>
-    </w:p>
-    <w:p>
-      <w:pPr>
-        <w:pStyle w:val="a9"/>
-        <w:ind w:left="360"/>
-        <w:rPr>
-          <w:rFonts w:hint="eastAsia"/>
-        </w:rPr>
-      </w:pPr>
-      <w:r>
-        <w:rPr>
-          <w:rFonts w:hint="eastAsia"/>
-        </w:rPr>
-        <w:t>9001  签到</w:t>
-      </w:r>
-    </w:p>
-    <w:p>
-      <w:pPr>
-        <w:pStyle w:val="a9"/>
-        <w:ind w:left="360"/>
-        <w:rPr>
-          <w:rFonts w:hint="eastAsia"/>
-        </w:rPr>
-      </w:pPr>
-      <w:r>
-        <w:rPr>
-          <w:rFonts w:hint="eastAsia"/>
-        </w:rPr>
-        <w:t>1101 人员信息获取</w:t>
-      </w:r>
-    </w:p>
-    <w:p>
-      <w:pPr>
-        <w:pStyle w:val="a9"/>
-        <w:ind w:left="360"/>
-        <w:rPr>
-          <w:rFonts w:hint="eastAsia"/>
-        </w:rPr>
-      </w:pPr>
-      <w:r>
-        <w:rPr>
-          <w:rFonts w:hint="eastAsia"/>
-        </w:rPr>
-        <w:t>2201 人员挂号</w:t>
-      </w:r>
-    </w:p>
-    <w:p>
-      <w:pPr>
-        <w:pStyle w:val="a9"/>
-        <w:ind w:left="360"/>
-        <w:rPr>
-          <w:rFonts w:hint="eastAsia"/>
-        </w:rPr>
-      </w:pPr>
-      <w:r>
-        <w:rPr>
-          <w:rFonts w:hint="eastAsia"/>
-        </w:rPr>
-        <w:t>2202 挂号取消</w:t>
-      </w:r>
-    </w:p>
-    <w:p>
-      <w:pPr>
-        <w:pStyle w:val="a9"/>
-        <w:ind w:left="360"/>
-        <w:rPr>
-          <w:rFonts w:hint="eastAsia"/>
-        </w:rPr>
-      </w:pPr>
-      <w:r>
-        <w:rPr>
-          <w:rFonts w:hint="eastAsia"/>
-        </w:rPr>
-        <w:t>2203A 就诊信息上传</w:t>
-      </w:r>
-    </w:p>
-    <w:p>
-      <w:pPr>
-        <w:pStyle w:val="a9"/>
-        <w:ind w:left="360"/>
-        <w:rPr>
-          <w:rFonts w:hint="eastAsia"/>
-        </w:rPr>
-      </w:pPr>
-      <w:r>
-        <w:rPr>
-          <w:rFonts w:hint="eastAsia"/>
-        </w:rPr>
-        <w:t>2204A  就诊费用信息上传</w:t>
-      </w:r>
-      <w:r>
-        <w:rPr>
-          <w:rFonts w:hint="eastAsia"/>
-        </w:rPr>
-        <w:t xml:space="preserve"> </w:t>
-      </w:r>
-    </w:p>
-    <w:p>
-      <w:pPr>
-        <w:pStyle w:val="a9"/>
-        <w:ind w:left="360"/>
-        <w:rPr>
-          <w:rFonts w:hint="eastAsia"/>
-        </w:rPr>
-      </w:pPr>
-      <w:r>
-        <w:rPr>
-          <w:rFonts w:hint="eastAsia"/>
-        </w:rPr>
-        <w:t>2206 门诊预结算</w:t>
-      </w:r>
-    </w:p>
-    <w:p>
-      <w:pPr>
-        <w:pStyle w:val="a9"/>
-        <w:ind w:left="360"/>
-        <w:rPr>
-          <w:rFonts w:hint="eastAsia"/>
-        </w:rPr>
-      </w:pPr>
-      <w:r>
-        <w:rPr>
-          <w:rFonts w:hint="eastAsia"/>
-        </w:rPr>
-        <w:t>2207 门诊结算</w:t>
-      </w:r>
-    </w:p>
-    <w:p>
-      <w:pPr>
-        <w:pStyle w:val="a9"/>
-        <w:ind w:left="360"/>
-        <w:rPr>
-          <w:rFonts w:hint="eastAsia"/>
-        </w:rPr>
-      </w:pPr>
-      <w:r>
-        <w:rPr>
-          <w:rFonts w:hint="eastAsia"/>
-        </w:rPr>
-        <w:t>9002 签退</w:t>
+        <w:t>Mã nguồn front-end và back-end đã tích hợp sẵn một phần quy trình đơn giản của phòng khám bảo hiểm y tế:</w:t>
+      </w:r>
+    </w:p>
+    <w:p>
+      <w:pPr>
+        <w:pStyle w:val="a9"/>
+        <w:ind w:left="360"/>
+        <w:rPr>
+          <w:rFonts w:hint="eastAsia"/>
+        </w:rPr>
+      </w:pPr>
+      <w:r>
+        <w:rPr>
+          <w:rFonts w:hint="eastAsia"/>
+        </w:rPr>
+        <w:t>9001  Đăng nhập (check-in)</w:t>
+      </w:r>
+    </w:p>
+    <w:p>
+      <w:pPr>
+        <w:pStyle w:val="a9"/>
+        <w:ind w:left="360"/>
+        <w:rPr>
+          <w:rFonts w:hint="eastAsia"/>
+        </w:rPr>
+      </w:pPr>
+      <w:r>
+        <w:rPr>
+          <w:rFonts w:hint="eastAsia"/>
+        </w:rPr>
+        <w:t>1101  Lấy thông tin nhân sự</w:t>
+      </w:r>
+    </w:p>
+    <w:p>
+      <w:pPr>
+        <w:pStyle w:val="a9"/>
+        <w:ind w:left="360"/>
+        <w:rPr>
+          <w:rFonts w:hint="eastAsia"/>
+        </w:rPr>
+      </w:pPr>
+      <w:r>
+        <w:rPr>
+          <w:rFonts w:hint="eastAsia"/>
+        </w:rPr>
+        <w:t>2201  Đăng ký khám cho nhân sự</w:t>
+      </w:r>
+    </w:p>
+    <w:p>
+      <w:pPr>
+        <w:pStyle w:val="a9"/>
+        <w:ind w:left="360"/>
+        <w:rPr>
+          <w:rFonts w:hint="eastAsia"/>
+        </w:rPr>
+      </w:pPr>
+      <w:r>
+        <w:rPr>
+          <w:rFonts w:hint="eastAsia"/>
+        </w:rPr>
+        <w:t>2202  Hủy đăng ký khám</w:t>
+      </w:r>
+    </w:p>
+    <w:p>
+      <w:pPr>
+        <w:pStyle w:val="a9"/>
+        <w:ind w:left="360"/>
+        <w:rPr>
+          <w:rFonts w:hint="eastAsia"/>
+        </w:rPr>
+      </w:pPr>
+      <w:r>
+        <w:rPr>
+          <w:rFonts w:hint="eastAsia"/>
+        </w:rPr>
+        <w:t>2203A  Tải lên thông tin khám bệnh</w:t>
+      </w:r>
+    </w:p>
+    <w:p>
+      <w:pPr>
+        <w:pStyle w:val="a9"/>
+        <w:ind w:left="360"/>
+        <w:rPr>
+          <w:rFonts w:hint="eastAsia"/>
+        </w:rPr>
+      </w:pPr>
+      <w:r>
+        <w:rPr>
+          <w:rFonts w:hint="eastAsia"/>
+        </w:rPr>
+        <w:t>2204A  Tải lên thông tin chi phí khám bệnh</w:t>
+      </w:r>
+      <w:r>
+        <w:rPr>
+          <w:rFonts w:hint="eastAsia"/>
+        </w:rPr>
+      </w:r>
+    </w:p>
+    <w:p>
+      <w:pPr>
+        <w:pStyle w:val="a9"/>
+        <w:ind w:left="360"/>
+        <w:rPr>
+          <w:rFonts w:hint="eastAsia"/>
+        </w:rPr>
+      </w:pPr>
+      <w:r>
+        <w:rPr>
+          <w:rFonts w:hint="eastAsia"/>
+        </w:rPr>
+        <w:t>2206  Tạm quyết toán ngoại trú</w:t>
+      </w:r>
+    </w:p>
+    <w:p>
+      <w:pPr>
+        <w:pStyle w:val="a9"/>
+        <w:ind w:left="360"/>
+        <w:rPr>
+          <w:rFonts w:hint="eastAsia"/>
+        </w:rPr>
+      </w:pPr>
+      <w:r>
+        <w:rPr>
+          <w:rFonts w:hint="eastAsia"/>
+        </w:rPr>
+        <w:t>2207  Quyết toán ngoại trú</w:t>
+      </w:r>
+    </w:p>
+    <w:p>
+      <w:pPr>
+        <w:pStyle w:val="a9"/>
+        <w:ind w:left="360"/>
+        <w:rPr>
+          <w:rFonts w:hint="eastAsia"/>
+        </w:rPr>
+      </w:pPr>
+      <w:r>
+        <w:rPr>
+          <w:rFonts w:hint="eastAsia"/>
+        </w:rPr>
+        <w:t>9002  Đăng xuất (check-out)</w:t>
       </w:r>
     </w:p>
     <w:p>
@@ -320,14 +316,13 @@
           <w:rFonts w:hint="eastAsia"/>
           <w:color w:val="FF0000"/>
         </w:rPr>
-        <w:t>Ps：</w:t>
+        <w:t>Lưu ý: Một số giao diện khác trong mô-đun bảo hiểm y tế đã được cài đặt sẵn dạng cấu trúc tham số, có thể điều chỉnh cho phù hợp với chức năng phòng khám rồi kết nối.</w:t>
       </w:r>
       <w:r>
         <w:rPr>
           <w:rFonts w:hint="eastAsia"/>
           <w:color w:val="FF0000"/>
         </w:rPr>
-        <w:t>医保模块中部分其他接口已预置参数构造形式，可适配修改诊所功能后对接</w:t>
       </w:r>
     </w:p>
     <w:p>
@@ -393,23 +388,22 @@
         <w:rPr>
           <w:rFonts w:hint="eastAsia"/>
         </w:rPr>
-        <w:lastRenderedPageBreak/>
-        <w:t>药品追溯码模块以及医保接口对接</w:t>
-      </w:r>
-    </w:p>
-    <w:p>
-      <w:pPr>
-        <w:pStyle w:val="a9"/>
-        <w:ind w:left="360"/>
-        <w:rPr>
-          <w:rFonts w:hint="eastAsia"/>
-        </w:rPr>
-      </w:pPr>
-      <w:r>
-        <w:rPr>
-          <w:rFonts w:hint="eastAsia"/>
-        </w:rPr>
-        <w:t>发药退药页面：</w:t>
+        <w:t>Mô-đun mã truy xuất thuốc và kết nối giao diện bảo hiểm y tế</w:t>
+      </w:r>
+    </w:p>
+    <w:p>
+      <w:pPr>
+        <w:pStyle w:val="a9"/>
+        <w:ind w:left="360"/>
+        <w:rPr>
+          <w:rFonts w:hint="eastAsia"/>
+        </w:rPr>
+      </w:pPr>
+      <w:r>
+        <w:rPr>
+          <w:rFonts w:hint="eastAsia"/>
+        </w:rPr>
+        <w:t>Trang phát thuốc / trả thuốc:</w:t>
       </w:r>
     </w:p>
     <w:p>
@@ -522,7 +516,7 @@
         <w:rPr>
           <w:rFonts w:hint="eastAsia"/>
         </w:rPr>
-        <w:t>根据发药退药总量键入追溯码后</w:t>
+        <w:t>Sau khi nhập mã truy xuất theo tổng số lượng phát thuốc / trả thuốc</w:t>
       </w:r>
     </w:p>
     <w:p>
@@ -539,7 +533,7 @@
           <w:rFonts w:hint="eastAsia"/>
           <w:color w:val="FF0000"/>
         </w:rPr>
-        <w:t>对接扫码设备后可在扫码完成后用回车键确定实现快速键入</w:t>
+        <w:t>Sau khi kết nối thiết bị quét mã, quét xong có thể nhấn phím Enter để xác nhận và nhập nhanh.</w:t>
       </w:r>
     </w:p>
     <w:p>
@@ -652,8 +646,7 @@
           <w:rFonts w:hint="eastAsia"/>
           <w:noProof/>
         </w:rPr>
-        <w:lastRenderedPageBreak/>
-        <w:t>出库入库：</w:t>
+        <w:t>Xuất kho / nhập kho:</w:t>
       </w:r>
     </w:p>
     <w:p>
@@ -672,7 +665,7 @@
           <w:noProof/>
           <w:color w:val="FF0000"/>
         </w:rPr>
-        <w:t>是否拆零</w:t>
+        <w:t>Tùy chọn có tách lẻ hay không có thể dùng cho việc tách lẻ thuốc tiêm để tính tổng số lượng.</w:t>
       </w:r>
       <w:r>
         <w:rPr>
@@ -680,7 +673,6 @@
           <w:noProof/>
           <w:color w:val="FF0000"/>
         </w:rPr>
-        <w:t>可</w:t>
       </w:r>
       <w:r>
         <w:rPr>
@@ -688,7 +680,6 @@
           <w:noProof/>
           <w:color w:val="FF0000"/>
         </w:rPr>
-        <w:t>用于</w:t>
       </w:r>
       <w:r>
         <w:rPr>
@@ -696,7 +687,6 @@
           <w:noProof/>
           <w:color w:val="FF0000"/>
         </w:rPr>
-        <w:t>针剂类拆零</w:t>
       </w:r>
       <w:r>
         <w:rPr>
@@ -704,7 +694,6 @@
           <w:noProof/>
           <w:color w:val="FF0000"/>
         </w:rPr>
-        <w:t>用于计算总量</w:t>
       </w:r>
     </w:p>
     <w:p>
@@ -817,19 +806,17 @@
         <w:rPr>
           <w:rFonts w:hint="eastAsia"/>
         </w:rPr>
-        <w:t xml:space="preserve">医保接口为 </w:t>
-      </w:r>
-      <w:r>
-        <w:rPr>
-          <w:rFonts w:hint="eastAsia"/>
-        </w:rPr>
-        <w:t>3502A</w:t>
-      </w:r>
-      <w:r>
-        <w:rPr>
-          <w:rFonts w:hint="eastAsia"/>
-        </w:rPr>
-        <w:t xml:space="preserve"> 库存变更</w:t>
+        <w:t>Giao diện bảo hiểm y tế là 3502A  Thay đổi tồn kho</w:t>
+      </w:r>
+      <w:r>
+        <w:rPr>
+          <w:rFonts w:hint="eastAsia"/>
+        </w:rPr>
+      </w:r>
+      <w:r>
+        <w:rPr>
+          <w:rFonts w:hint="eastAsia"/>
+        </w:rPr>
       </w:r>
     </w:p>
     <w:p>
@@ -850,7 +837,7 @@
         <w:rPr>
           <w:rFonts w:hint="eastAsia"/>
         </w:rPr>
-        <w:t>修复1.7版本部分用户提出部署与启动bug，优化文档降低使用门槛</w:t>
+        <w:t>Đã sửa các lỗi triển khai và khởi động mà một số người dùng phản ánh ở phiên bản 1.7, đồng thời tối ưu tài liệu để hạ thấp ngưỡng sử dụng.</w:t>
       </w:r>
     </w:p>
     <w:p>
